--- a/nda_automation/templates/generic_nda.docx
+++ b/nda_automation/templates/generic_nda.docx
@@ -658,7 +658,7 @@
         <w:t xml:space="preserve">GOVERNING LAW AND JURISDICTION: </w:t>
       </w:r>
       <w:r>
-        <w:t xml:space="preserve">This Agreement shall be governed by and construed in accordance with the laws of [GOVERNING LAW]. In the event any dispute amongst the Parties, the dispute shall be then referred to and finally resolved by courts in [FORUM / JURISDICTION].</w:t>
+        <w:t xml:space="preserve">This Agreement shall be governed by and construed in accordance with the laws of [GOVERNING LAW].</w:t>
       </w:r>
     </w:p>
     <w:p>

--- a/nda_automation/templates/generic_nda.docx
+++ b/nda_automation/templates/generic_nda.docx
@@ -658,7 +658,7 @@
         <w:t xml:space="preserve">GOVERNING LAW AND JURISDICTION: </w:t>
       </w:r>
       <w:r>
-        <w:t xml:space="preserve">This Agreement shall be governed by and construed in accordance with the laws of [GOVERNING LAW].</w:t>
+        <w:t>This Agreement shall be governed by and construed in accordance with the laws of [GOVERNING LAW], and [FORUM] shall have exclusive jurisdiction over any dispute arising out of or in connection with this Agreement.</w:t>
       </w:r>
     </w:p>
     <w:p>
